--- a/templates/FORMATO DE SESIÓN.docx
+++ b/templates/FORMATO DE SESIÓN.docx
@@ -94,8 +94,8 @@
                                 <w:jc w:val="center"/>
                                 <w:rPr>
                                   <w:color w:val="0070C0"/>
-                                  <w:sz w:val="20"/>
-                                  <w:szCs w:val="20"/>
+                                  <w:sz w:val="24"/>
+                                  <w:szCs w:val="24"/>
                                   <w:lang w:val="en-US"/>
                                 </w:rPr>
                               </w:pPr>
@@ -105,8 +105,8 @@
                                   <w:b/>
                                   <w:bCs/>
                                   <w:color w:val="0B35E7"/>
-                                  <w:sz w:val="32"/>
-                                  <w:szCs w:val="32"/>
+                                  <w:sz w:val="24"/>
+                                  <w:szCs w:val="24"/>
                                   <w:lang w:val="en-US"/>
                                 </w:rPr>
                                 <w:t>{{</w:t>
@@ -118,8 +118,8 @@
                                   <w:b/>
                                   <w:bCs/>
                                   <w:color w:val="0B35E7"/>
-                                  <w:sz w:val="32"/>
-                                  <w:szCs w:val="32"/>
+                                  <w:sz w:val="24"/>
+                                  <w:szCs w:val="24"/>
                                   <w:lang w:val="en-US"/>
                                 </w:rPr>
                                 <w:t>nombresesion</w:t>
@@ -131,8 +131,8 @@
                                   <w:b/>
                                   <w:bCs/>
                                   <w:color w:val="0B35E7"/>
-                                  <w:sz w:val="32"/>
-                                  <w:szCs w:val="32"/>
+                                  <w:sz w:val="24"/>
+                                  <w:szCs w:val="24"/>
                                   <w:lang w:val="en-US"/>
                                 </w:rPr>
                                 <w:t>}}</w:t>
@@ -311,8 +311,8 @@
                           <w:jc w:val="center"/>
                           <w:rPr>
                             <w:color w:val="0070C0"/>
-                            <w:sz w:val="20"/>
-                            <w:szCs w:val="20"/>
+                            <w:sz w:val="24"/>
+                            <w:szCs w:val="24"/>
                             <w:lang w:val="en-US"/>
                           </w:rPr>
                         </w:pPr>
@@ -322,8 +322,8 @@
                             <w:b/>
                             <w:bCs/>
                             <w:color w:val="0B35E7"/>
-                            <w:sz w:val="32"/>
-                            <w:szCs w:val="32"/>
+                            <w:sz w:val="24"/>
+                            <w:szCs w:val="24"/>
                             <w:lang w:val="en-US"/>
                           </w:rPr>
                           <w:t>{{</w:t>
@@ -335,8 +335,8 @@
                             <w:b/>
                             <w:bCs/>
                             <w:color w:val="0B35E7"/>
-                            <w:sz w:val="32"/>
-                            <w:szCs w:val="32"/>
+                            <w:sz w:val="24"/>
+                            <w:szCs w:val="24"/>
                             <w:lang w:val="en-US"/>
                           </w:rPr>
                           <w:t>nombresesion</w:t>
@@ -348,8 +348,8 @@
                             <w:b/>
                             <w:bCs/>
                             <w:color w:val="0B35E7"/>
-                            <w:sz w:val="32"/>
-                            <w:szCs w:val="32"/>
+                            <w:sz w:val="24"/>
+                            <w:szCs w:val="24"/>
                             <w:lang w:val="en-US"/>
                           </w:rPr>
                           <w:t>}}</w:t>
@@ -1327,43 +1327,16 @@
           </w:tcPr>
           <w:p>
             <w:pPr>
-              <w:jc w:val="center"/>
-              <w:rPr>
-                <w:rFonts w:ascii="Arial Nova Cond Light" w:hAnsi="Arial Nova Cond Light" w:cs="Times New Roman"/>
-                <w:b/>
-                <w:bCs/>
-                <w:sz w:val="20"/>
-                <w:szCs w:val="20"/>
-              </w:rPr>
-            </w:pPr>
-          </w:p>
-          <w:p>
-            <w:pPr>
-              <w:jc w:val="center"/>
-              <w:rPr>
-                <w:rFonts w:ascii="Arial Nova Cond Light" w:hAnsi="Arial Nova Cond Light" w:cs="Times New Roman"/>
-                <w:b/>
-                <w:bCs/>
-                <w:sz w:val="20"/>
-                <w:szCs w:val="20"/>
-              </w:rPr>
-            </w:pPr>
-          </w:p>
-          <w:p>
-            <w:pPr>
-              <w:rPr>
-                <w:rFonts w:ascii="Arial Nova Cond Light" w:hAnsi="Arial Nova Cond Light" w:cs="Times New Roman"/>
-                <w:b/>
-                <w:bCs/>
-                <w:sz w:val="20"/>
-                <w:szCs w:val="20"/>
-              </w:rPr>
-            </w:pPr>
-            <w:r>
-              <w:rPr>
-                <w:rFonts w:ascii="Arial Nova Cond Light" w:hAnsi="Arial Nova Cond Light" w:cs="Times New Roman"/>
-                <w:b/>
-                <w:bCs/>
+              <w:jc w:val="both"/>
+              <w:rPr>
+                <w:rFonts w:ascii="Arial Nova Cond Light" w:hAnsi="Arial Nova Cond Light" w:cs="Times New Roman"/>
+                <w:sz w:val="20"/>
+                <w:szCs w:val="20"/>
+              </w:rPr>
+            </w:pPr>
+            <w:r>
+              <w:rPr>
+                <w:rFonts w:ascii="Arial Nova Cond Light" w:hAnsi="Arial Nova Cond Light" w:cs="Times New Roman"/>
                 <w:sz w:val="20"/>
                 <w:szCs w:val="20"/>
               </w:rPr>
@@ -1373,8 +1346,6 @@
             <w:r>
               <w:rPr>
                 <w:rFonts w:ascii="Arial Nova Cond Light" w:hAnsi="Arial Nova Cond Light" w:cs="Times New Roman"/>
-                <w:b/>
-                <w:bCs/>
                 <w:sz w:val="20"/>
                 <w:szCs w:val="20"/>
               </w:rPr>
@@ -1384,25 +1355,11 @@
             <w:r>
               <w:rPr>
                 <w:rFonts w:ascii="Arial Nova Cond Light" w:hAnsi="Arial Nova Cond Light" w:cs="Times New Roman"/>
-                <w:b/>
-                <w:bCs/>
                 <w:sz w:val="20"/>
                 <w:szCs w:val="20"/>
               </w:rPr>
               <w:t>}}</w:t>
             </w:r>
-          </w:p>
-          <w:p>
-            <w:pPr>
-              <w:jc w:val="center"/>
-              <w:rPr>
-                <w:rFonts w:ascii="Arial Nova Cond Light" w:hAnsi="Arial Nova Cond Light" w:cs="Times New Roman"/>
-                <w:b/>
-                <w:bCs/>
-                <w:sz w:val="20"/>
-                <w:szCs w:val="20"/>
-              </w:rPr>
-            </w:pPr>
           </w:p>
         </w:tc>
       </w:tr>
@@ -1512,17 +1469,13 @@
               <w:spacing w:line="276" w:lineRule="auto"/>
               <w:rPr>
                 <w:rFonts w:ascii="Arial Nova Cond Light" w:hAnsi="Arial Nova Cond Light" w:cs="Times New Roman"/>
-                <w:b/>
-                <w:bCs/>
-                <w:sz w:val="20"/>
-                <w:szCs w:val="20"/>
-              </w:rPr>
-            </w:pPr>
-            <w:r>
-              <w:rPr>
-                <w:rFonts w:ascii="Arial Nova Cond Light" w:hAnsi="Arial Nova Cond Light" w:cs="Times New Roman"/>
-                <w:b/>
-                <w:bCs/>
+                <w:sz w:val="20"/>
+                <w:szCs w:val="20"/>
+              </w:rPr>
+            </w:pPr>
+            <w:r>
+              <w:rPr>
+                <w:rFonts w:ascii="Arial Nova Cond Light" w:hAnsi="Arial Nova Cond Light" w:cs="Times New Roman"/>
                 <w:sz w:val="20"/>
                 <w:szCs w:val="20"/>
               </w:rPr>
@@ -1531,8 +1484,6 @@
             <w:r>
               <w:rPr>
                 <w:rFonts w:ascii="Arial Nova Cond Light" w:hAnsi="Arial Nova Cond Light" w:cs="Times New Roman"/>
-                <w:b/>
-                <w:bCs/>
                 <w:sz w:val="20"/>
                 <w:szCs w:val="20"/>
               </w:rPr>
@@ -1553,17 +1504,13 @@
               <w:jc w:val="both"/>
               <w:rPr>
                 <w:rFonts w:ascii="Arial Nova Cond Light" w:hAnsi="Arial Nova Cond Light" w:cs="Times New Roman"/>
-                <w:b/>
-                <w:bCs/>
-                <w:sz w:val="20"/>
-                <w:szCs w:val="20"/>
-              </w:rPr>
-            </w:pPr>
-            <w:r>
-              <w:rPr>
-                <w:rFonts w:ascii="Arial Nova Cond Light" w:hAnsi="Arial Nova Cond Light" w:cs="Times New Roman"/>
-                <w:b/>
-                <w:bCs/>
+                <w:sz w:val="20"/>
+                <w:szCs w:val="20"/>
+              </w:rPr>
+            </w:pPr>
+            <w:r>
+              <w:rPr>
+                <w:rFonts w:ascii="Arial Nova Cond Light" w:hAnsi="Arial Nova Cond Light" w:cs="Times New Roman"/>
                 <w:sz w:val="20"/>
                 <w:szCs w:val="20"/>
               </w:rPr>
@@ -1573,8 +1520,6 @@
             <w:r>
               <w:rPr>
                 <w:rFonts w:ascii="Arial Nova Cond Light" w:hAnsi="Arial Nova Cond Light" w:cs="Times New Roman"/>
-                <w:b/>
-                <w:bCs/>
                 <w:sz w:val="20"/>
                 <w:szCs w:val="20"/>
               </w:rPr>
@@ -1584,8 +1529,6 @@
             <w:r>
               <w:rPr>
                 <w:rFonts w:ascii="Arial Nova Cond Light" w:hAnsi="Arial Nova Cond Light" w:cs="Times New Roman"/>
-                <w:b/>
-                <w:bCs/>
                 <w:sz w:val="20"/>
                 <w:szCs w:val="20"/>
               </w:rPr>
@@ -1887,17 +1830,13 @@
             <w:pPr>
               <w:rPr>
                 <w:rFonts w:ascii="Arial Nova Cond Light" w:hAnsi="Arial Nova Cond Light" w:cs="Times New Roman"/>
-                <w:b/>
-                <w:bCs/>
-                <w:sz w:val="20"/>
-                <w:szCs w:val="20"/>
-              </w:rPr>
-            </w:pPr>
-            <w:r>
-              <w:rPr>
-                <w:rFonts w:ascii="Arial Nova Cond Light" w:hAnsi="Arial Nova Cond Light" w:cs="Times New Roman"/>
-                <w:b/>
-                <w:bCs/>
+                <w:sz w:val="20"/>
+                <w:szCs w:val="20"/>
+              </w:rPr>
+            </w:pPr>
+            <w:r>
+              <w:rPr>
+                <w:rFonts w:ascii="Arial Nova Cond Light" w:hAnsi="Arial Nova Cond Light" w:cs="Times New Roman"/>
                 <w:sz w:val="20"/>
                 <w:szCs w:val="20"/>
               </w:rPr>
@@ -1918,70 +1857,18 @@
               <w:jc w:val="both"/>
               <w:rPr>
                 <w:rFonts w:ascii="Arial Nova Cond Light" w:hAnsi="Arial Nova Cond Light" w:cs="Times New Roman"/>
-                <w:b/>
-                <w:bCs/>
-                <w:sz w:val="20"/>
-                <w:szCs w:val="20"/>
-              </w:rPr>
-            </w:pPr>
-          </w:p>
-          <w:p>
-            <w:pPr>
-              <w:jc w:val="both"/>
-              <w:rPr>
-                <w:rFonts w:ascii="Arial Nova Cond Light" w:hAnsi="Arial Nova Cond Light" w:cs="Times New Roman"/>
-                <w:b/>
-                <w:bCs/>
-                <w:sz w:val="20"/>
-                <w:szCs w:val="20"/>
-              </w:rPr>
-            </w:pPr>
-          </w:p>
-          <w:p>
-            <w:pPr>
-              <w:jc w:val="both"/>
-              <w:rPr>
-                <w:rFonts w:ascii="Arial Nova Cond Light" w:hAnsi="Arial Nova Cond Light" w:cs="Times New Roman"/>
-                <w:b/>
-                <w:bCs/>
-                <w:sz w:val="20"/>
-                <w:szCs w:val="20"/>
-              </w:rPr>
-            </w:pPr>
-            <w:r>
-              <w:rPr>
-                <w:rFonts w:ascii="Arial Nova Cond Light" w:hAnsi="Arial Nova Cond Light" w:cs="Times New Roman"/>
-                <w:b/>
-                <w:bCs/>
+                <w:sz w:val="20"/>
+                <w:szCs w:val="20"/>
+              </w:rPr>
+            </w:pPr>
+            <w:r>
+              <w:rPr>
+                <w:rFonts w:ascii="Arial Nova Cond Light" w:hAnsi="Arial Nova Cond Light" w:cs="Times New Roman"/>
                 <w:sz w:val="20"/>
                 <w:szCs w:val="20"/>
               </w:rPr>
               <w:t>{{criterios}}</w:t>
             </w:r>
-          </w:p>
-          <w:p>
-            <w:pPr>
-              <w:jc w:val="both"/>
-              <w:rPr>
-                <w:rFonts w:ascii="Arial Nova Cond Light" w:hAnsi="Arial Nova Cond Light" w:cs="Times New Roman"/>
-                <w:b/>
-                <w:bCs/>
-                <w:sz w:val="20"/>
-                <w:szCs w:val="20"/>
-              </w:rPr>
-            </w:pPr>
-          </w:p>
-          <w:p>
-            <w:pPr>
-              <w:jc w:val="both"/>
-              <w:rPr>
-                <w:rFonts w:ascii="Arial Nova Cond Light" w:hAnsi="Arial Nova Cond Light" w:cs="Times New Roman"/>
-                <w:b/>
-                <w:bCs/>
-                <w:sz w:val="20"/>
-                <w:szCs w:val="20"/>
-              </w:rPr>
-            </w:pPr>
           </w:p>
         </w:tc>
         <w:tc>
@@ -2452,7 +2339,6 @@
                 <w:sz w:val="20"/>
                 <w:szCs w:val="20"/>
               </w:rPr>
-              <w:lastRenderedPageBreak/>
               <w:t>Gestiona su aprendizaje de manera autónoma.</w:t>
             </w:r>
           </w:p>
@@ -2624,365 +2510,98 @@
         </w:rPr>
       </w:pPr>
     </w:p>
-    <w:tbl>
-      <w:tblPr>
-        <w:tblStyle w:val="TableGrid"/>
-        <w:tblpPr w:leftFromText="141" w:rightFromText="141" w:vertAnchor="text" w:horzAnchor="margin" w:tblpX="-157" w:tblpY="-97"/>
-        <w:tblOverlap w:val="never"/>
-        <w:tblW w:w="10475" w:type="dxa"/>
-        <w:tblBorders>
-          <w:top w:val="double" w:sz="4" w:space="0" w:color="47D459" w:themeColor="accent3" w:themeTint="99"/>
-          <w:left w:val="double" w:sz="4" w:space="0" w:color="47D459" w:themeColor="accent3" w:themeTint="99"/>
-          <w:bottom w:val="double" w:sz="4" w:space="0" w:color="47D459" w:themeColor="accent3" w:themeTint="99"/>
-          <w:right w:val="double" w:sz="4" w:space="0" w:color="47D459" w:themeColor="accent3" w:themeTint="99"/>
-          <w:insideH w:val="double" w:sz="4" w:space="0" w:color="47D459" w:themeColor="accent3" w:themeTint="99"/>
-          <w:insideV w:val="double" w:sz="4" w:space="0" w:color="47D459" w:themeColor="accent3" w:themeTint="99"/>
-        </w:tblBorders>
-        <w:tblLayout w:type="fixed"/>
-        <w:tblLook w:val="04A0" w:firstRow="1" w:lastRow="0" w:firstColumn="1" w:lastColumn="0" w:noHBand="0" w:noVBand="1"/>
-      </w:tblPr>
-      <w:tblGrid>
-        <w:gridCol w:w="2537"/>
-        <w:gridCol w:w="1843"/>
-        <w:gridCol w:w="6095"/>
-      </w:tblGrid>
-      <w:tr>
-        <w:trPr>
-          <w:trHeight w:val="227"/>
-        </w:trPr>
-        <w:tc>
-          <w:tcPr>
-            <w:tcW w:w="2537" w:type="dxa"/>
-            <w:shd w:val="clear" w:color="auto" w:fill="84E290" w:themeFill="accent3" w:themeFillTint="66"/>
-            <w:vAlign w:val="center"/>
-          </w:tcPr>
-          <w:p>
-            <w:pPr>
-              <w:jc w:val="center"/>
-              <w:rPr>
-                <w:rFonts w:ascii="Arial Nova Cond Light" w:hAnsi="Arial Nova Cond Light" w:cs="Times New Roman"/>
-                <w:b/>
-                <w:bCs/>
-                <w:sz w:val="20"/>
-                <w:szCs w:val="20"/>
-              </w:rPr>
-            </w:pPr>
-            <w:r>
-              <w:rPr>
-                <w:rFonts w:ascii="Arial Nova Cond Light" w:hAnsi="Arial Nova Cond Light" w:cs="Times New Roman"/>
-                <w:b/>
-                <w:bCs/>
-                <w:sz w:val="20"/>
-                <w:szCs w:val="20"/>
-              </w:rPr>
-              <w:t>ENFOQUES TRANSVERSALES</w:t>
-            </w:r>
-          </w:p>
-        </w:tc>
-        <w:tc>
-          <w:tcPr>
-            <w:tcW w:w="1843" w:type="dxa"/>
-            <w:shd w:val="clear" w:color="auto" w:fill="84E290" w:themeFill="accent3" w:themeFillTint="66"/>
-            <w:vAlign w:val="center"/>
-          </w:tcPr>
-          <w:p>
-            <w:pPr>
-              <w:jc w:val="center"/>
-              <w:rPr>
-                <w:rFonts w:ascii="Arial Nova Cond Light" w:hAnsi="Arial Nova Cond Light" w:cs="Times New Roman"/>
-                <w:b/>
-                <w:bCs/>
-                <w:sz w:val="20"/>
-                <w:szCs w:val="20"/>
-              </w:rPr>
-            </w:pPr>
-            <w:r>
-              <w:rPr>
-                <w:rFonts w:ascii="Arial Nova Cond Light" w:hAnsi="Arial Nova Cond Light" w:cs="Times New Roman"/>
-                <w:b/>
-                <w:bCs/>
-                <w:sz w:val="20"/>
-                <w:szCs w:val="20"/>
-              </w:rPr>
-              <w:t>VALOR</w:t>
-            </w:r>
-          </w:p>
-        </w:tc>
-        <w:tc>
-          <w:tcPr>
-            <w:tcW w:w="6095" w:type="dxa"/>
-            <w:shd w:val="clear" w:color="auto" w:fill="84E290" w:themeFill="accent3" w:themeFillTint="66"/>
-            <w:vAlign w:val="center"/>
-          </w:tcPr>
-          <w:p>
-            <w:pPr>
-              <w:tabs>
-                <w:tab w:val="left" w:pos="2415"/>
-              </w:tabs>
-              <w:jc w:val="center"/>
-              <w:rPr>
-                <w:rFonts w:ascii="Arial Nova Cond Light" w:hAnsi="Arial Nova Cond Light" w:cs="Times New Roman"/>
-                <w:b/>
-                <w:bCs/>
-                <w:sz w:val="20"/>
-                <w:szCs w:val="20"/>
-              </w:rPr>
-            </w:pPr>
-            <w:r>
-              <w:rPr>
-                <w:rFonts w:ascii="Arial Nova Cond Light" w:hAnsi="Arial Nova Cond Light" w:cs="Times New Roman"/>
-                <w:b/>
-                <w:bCs/>
-                <w:sz w:val="20"/>
-                <w:szCs w:val="20"/>
-              </w:rPr>
-              <w:t xml:space="preserve">ACTITUDES </w:t>
-            </w:r>
-            <w:r>
-              <w:rPr>
-                <w:rFonts w:ascii="Arial Nova Cond Light" w:hAnsi="Arial Nova Cond Light" w:cs="Times New Roman"/>
-                <w:b/>
-                <w:bCs/>
-                <w:sz w:val="20"/>
-                <w:szCs w:val="20"/>
-              </w:rPr>
-              <w:t>DEMOSTRABLES</w:t>
-            </w:r>
-          </w:p>
-        </w:tc>
-      </w:tr>
-      <w:tr>
-        <w:trPr>
-          <w:trHeight w:val="448"/>
-        </w:trPr>
-        <w:tc>
-          <w:tcPr>
-            <w:tcW w:w="2537" w:type="dxa"/>
-            <w:vAlign w:val="center"/>
-          </w:tcPr>
-          <w:p>
-            <w:pPr>
-              <w:tabs>
-                <w:tab w:val="left" w:pos="1560"/>
-              </w:tabs>
-              <w:spacing w:line="276" w:lineRule="auto"/>
-              <w:jc w:val="center"/>
-              <w:rPr>
-                <w:rFonts w:ascii="Arial Nova Cond Light" w:hAnsi="Arial Nova Cond Light"/>
-                <w:color w:val="000000" w:themeColor="text1"/>
-                <w:sz w:val="20"/>
-                <w:szCs w:val="20"/>
-              </w:rPr>
-            </w:pPr>
-            <w:r>
-              <w:rPr>
-                <w:rFonts w:ascii="Arial Nova Cond Light" w:hAnsi="Arial Nova Cond Light"/>
-                <w:color w:val="000000" w:themeColor="text1"/>
-                <w:sz w:val="20"/>
-                <w:szCs w:val="20"/>
-              </w:rPr>
-              <w:t>Búsqueda de la excelencia</w:t>
-            </w:r>
-          </w:p>
-        </w:tc>
-        <w:tc>
-          <w:tcPr>
-            <w:tcW w:w="1843" w:type="dxa"/>
-            <w:vAlign w:val="center"/>
-          </w:tcPr>
-          <w:p>
-            <w:pPr>
-              <w:tabs>
-                <w:tab w:val="left" w:pos="1560"/>
-              </w:tabs>
-              <w:spacing w:line="276" w:lineRule="auto"/>
-              <w:jc w:val="center"/>
-              <w:rPr>
-                <w:rFonts w:ascii="Arial Nova Cond Light" w:hAnsi="Arial Nova Cond Light"/>
-                <w:color w:val="000000" w:themeColor="text1"/>
-                <w:sz w:val="20"/>
-                <w:szCs w:val="20"/>
-              </w:rPr>
-            </w:pPr>
-            <w:r>
-              <w:rPr>
-                <w:rFonts w:ascii="Arial Nova Cond Light" w:hAnsi="Arial Nova Cond Light"/>
-                <w:color w:val="000000" w:themeColor="text1"/>
-                <w:sz w:val="20"/>
-                <w:szCs w:val="20"/>
-              </w:rPr>
-              <w:t>Superación personal</w:t>
-            </w:r>
-          </w:p>
-        </w:tc>
-        <w:tc>
-          <w:tcPr>
-            <w:tcW w:w="6095" w:type="dxa"/>
-            <w:vAlign w:val="center"/>
-          </w:tcPr>
-          <w:p>
-            <w:pPr>
-              <w:autoSpaceDE w:val="0"/>
-              <w:autoSpaceDN w:val="0"/>
-              <w:adjustRightInd w:val="0"/>
-              <w:spacing w:line="276" w:lineRule="auto"/>
-              <w:jc w:val="both"/>
-              <w:rPr>
-                <w:rFonts w:ascii="Arial Nova Cond Light" w:hAnsi="Arial Nova Cond Light"/>
-                <w:color w:val="000000" w:themeColor="text1"/>
-                <w:sz w:val="20"/>
-                <w:szCs w:val="20"/>
-              </w:rPr>
-            </w:pPr>
-            <w:r>
-              <w:rPr>
-                <w:rFonts w:ascii="Arial Nova Cond Light" w:hAnsi="Arial Nova Cond Light"/>
-                <w:color w:val="000000" w:themeColor="text1"/>
-                <w:sz w:val="20"/>
-                <w:szCs w:val="20"/>
-              </w:rPr>
-              <w:t xml:space="preserve">Docentes y estudiantes utilizan sus cualidades y recursos al máximo posible para cumplir con éxito las metas que se proponen a nivel personal y colectivo. </w:t>
-            </w:r>
-          </w:p>
-        </w:tc>
-      </w:tr>
-      <w:tr>
-        <w:trPr>
-          <w:trHeight w:val="448"/>
-        </w:trPr>
-        <w:tc>
-          <w:tcPr>
-            <w:tcW w:w="2537" w:type="dxa"/>
-            <w:vAlign w:val="center"/>
-          </w:tcPr>
-          <w:p>
-            <w:pPr>
-              <w:tabs>
-                <w:tab w:val="left" w:pos="1560"/>
-              </w:tabs>
-              <w:spacing w:line="276" w:lineRule="auto"/>
-              <w:rPr>
-                <w:rFonts w:ascii="Arial Nova Cond Light" w:hAnsi="Arial Nova Cond Light"/>
-                <w:b/>
-                <w:bCs/>
-                <w:color w:val="000000" w:themeColor="text1"/>
-                <w:sz w:val="20"/>
-                <w:szCs w:val="20"/>
-              </w:rPr>
-            </w:pPr>
-          </w:p>
-        </w:tc>
-        <w:tc>
-          <w:tcPr>
-            <w:tcW w:w="1843" w:type="dxa"/>
-            <w:vAlign w:val="center"/>
-          </w:tcPr>
-          <w:p>
-            <w:pPr>
-              <w:tabs>
-                <w:tab w:val="left" w:pos="1560"/>
-              </w:tabs>
-              <w:spacing w:line="276" w:lineRule="auto"/>
-              <w:jc w:val="center"/>
-              <w:rPr>
-                <w:rFonts w:ascii="Arial Nova Cond Light" w:hAnsi="Arial Nova Cond Light"/>
-                <w:color w:val="000000" w:themeColor="text1"/>
-                <w:sz w:val="20"/>
-                <w:szCs w:val="20"/>
-              </w:rPr>
-            </w:pPr>
-          </w:p>
-        </w:tc>
-        <w:tc>
-          <w:tcPr>
-            <w:tcW w:w="6095" w:type="dxa"/>
-            <w:vAlign w:val="center"/>
-          </w:tcPr>
-          <w:p>
-            <w:pPr>
-              <w:tabs>
-                <w:tab w:val="left" w:pos="2415"/>
-              </w:tabs>
-              <w:jc w:val="both"/>
-              <w:rPr>
-                <w:rFonts w:ascii="Arial Nova Cond Light" w:hAnsi="Arial Nova Cond Light"/>
-                <w:color w:val="000000" w:themeColor="text1"/>
-                <w:sz w:val="20"/>
-                <w:szCs w:val="20"/>
-              </w:rPr>
-            </w:pPr>
-          </w:p>
-        </w:tc>
-      </w:tr>
-      <w:tr>
-        <w:trPr>
-          <w:trHeight w:val="448"/>
-        </w:trPr>
-        <w:tc>
-          <w:tcPr>
-            <w:tcW w:w="2537" w:type="dxa"/>
-            <w:vAlign w:val="center"/>
-          </w:tcPr>
-          <w:p>
-            <w:pPr>
-              <w:tabs>
-                <w:tab w:val="left" w:pos="1560"/>
-              </w:tabs>
-              <w:spacing w:line="276" w:lineRule="auto"/>
-              <w:rPr>
-                <w:rFonts w:ascii="Arial Nova Cond Light" w:hAnsi="Arial Nova Cond Light"/>
-                <w:b/>
-                <w:bCs/>
-                <w:color w:val="000000" w:themeColor="text1"/>
-                <w:sz w:val="20"/>
-                <w:szCs w:val="20"/>
-              </w:rPr>
-            </w:pPr>
-          </w:p>
-        </w:tc>
-        <w:tc>
-          <w:tcPr>
-            <w:tcW w:w="1843" w:type="dxa"/>
-            <w:vAlign w:val="center"/>
-          </w:tcPr>
-          <w:p>
-            <w:pPr>
-              <w:tabs>
-                <w:tab w:val="left" w:pos="1560"/>
-              </w:tabs>
-              <w:spacing w:line="276" w:lineRule="auto"/>
-              <w:jc w:val="center"/>
-              <w:rPr>
-                <w:rFonts w:ascii="Arial Nova Cond Light" w:hAnsi="Arial Nova Cond Light"/>
-                <w:color w:val="000000" w:themeColor="text1"/>
-                <w:sz w:val="20"/>
-                <w:szCs w:val="20"/>
-              </w:rPr>
-            </w:pPr>
-          </w:p>
-        </w:tc>
-        <w:tc>
-          <w:tcPr>
-            <w:tcW w:w="6095" w:type="dxa"/>
-            <w:vAlign w:val="center"/>
-          </w:tcPr>
-          <w:p>
-            <w:pPr>
-              <w:tabs>
-                <w:tab w:val="left" w:pos="2415"/>
-              </w:tabs>
-              <w:jc w:val="both"/>
-              <w:rPr>
-                <w:rFonts w:ascii="Arial Nova Cond Light" w:hAnsi="Arial Nova Cond Light"/>
-                <w:color w:val="000000" w:themeColor="text1"/>
-                <w:sz w:val="20"/>
-                <w:szCs w:val="20"/>
-              </w:rPr>
-            </w:pPr>
-          </w:p>
-        </w:tc>
-      </w:tr>
-    </w:tbl>
+    <w:p>
+      <w:pPr>
+        <w:spacing w:after="0" w:line="240" w:lineRule="auto"/>
+        <w:rPr>
+          <w:rFonts w:ascii="Arial Nova Cond Light" w:hAnsi="Arial Nova Cond Light" w:cs="Times New Roman"/>
+          <w:b/>
+          <w:bCs/>
+          <w:sz w:val="20"/>
+          <w:szCs w:val="20"/>
+        </w:rPr>
+      </w:pPr>
+    </w:p>
+    <w:p>
+      <w:pPr>
+        <w:spacing w:after="0" w:line="240" w:lineRule="auto"/>
+        <w:rPr>
+          <w:rFonts w:ascii="Arial Nova Cond Light" w:hAnsi="Arial Nova Cond Light" w:cs="Times New Roman"/>
+          <w:b/>
+          <w:bCs/>
+          <w:sz w:val="20"/>
+          <w:szCs w:val="20"/>
+        </w:rPr>
+      </w:pPr>
+    </w:p>
+    <w:p>
+      <w:pPr>
+        <w:spacing w:after="0" w:line="240" w:lineRule="auto"/>
+        <w:rPr>
+          <w:rFonts w:ascii="Arial Nova Cond Light" w:hAnsi="Arial Nova Cond Light" w:cs="Times New Roman"/>
+          <w:b/>
+          <w:bCs/>
+          <w:sz w:val="20"/>
+          <w:szCs w:val="20"/>
+        </w:rPr>
+      </w:pPr>
+      <w:r>
+        <w:rPr>
+          <w:rFonts w:ascii="Arial Nova Cond Light" w:hAnsi="Arial Nova Cond Light" w:cs="Times New Roman"/>
+          <w:b/>
+          <w:bCs/>
+          <w:sz w:val="20"/>
+          <w:szCs w:val="20"/>
+        </w:rPr>
+        <w:t>{{</w:t>
+      </w:r>
+      <w:proofErr w:type="spellStart"/>
+      <w:r>
+        <w:rPr>
+          <w:rFonts w:ascii="Arial Nova Cond Light" w:hAnsi="Arial Nova Cond Light" w:cs="Times New Roman"/>
+          <w:b/>
+          <w:bCs/>
+          <w:sz w:val="20"/>
+          <w:szCs w:val="20"/>
+        </w:rPr>
+        <w:t>enfoquetransversales</w:t>
+      </w:r>
+      <w:proofErr w:type="spellEnd"/>
+      <w:r>
+        <w:rPr>
+          <w:rFonts w:ascii="Arial Nova Cond Light" w:hAnsi="Arial Nova Cond Light" w:cs="Times New Roman"/>
+          <w:b/>
+          <w:bCs/>
+          <w:sz w:val="20"/>
+          <w:szCs w:val="20"/>
+        </w:rPr>
+        <w:t>}}</w:t>
+      </w:r>
+    </w:p>
+    <w:p>
+      <w:pPr>
+        <w:spacing w:after="0" w:line="240" w:lineRule="auto"/>
+        <w:rPr>
+          <w:rFonts w:ascii="Arial Nova Cond Light" w:hAnsi="Arial Nova Cond Light" w:cs="Times New Roman"/>
+          <w:b/>
+          <w:bCs/>
+          <w:sz w:val="20"/>
+          <w:szCs w:val="20"/>
+        </w:rPr>
+      </w:pPr>
+    </w:p>
+    <w:p>
+      <w:pPr>
+        <w:spacing w:after="0" w:line="240" w:lineRule="auto"/>
+        <w:rPr>
+          <w:rFonts w:ascii="Arial Nova Cond Light" w:hAnsi="Arial Nova Cond Light" w:cs="Times New Roman"/>
+          <w:b/>
+          <w:bCs/>
+          <w:sz w:val="20"/>
+          <w:szCs w:val="20"/>
+        </w:rPr>
+      </w:pPr>
+    </w:p>
     <w:p>
       <w:pPr>
         <w:pStyle w:val="ListParagraph"/>
@@ -3047,8 +2666,8 @@
       </w:tblPr>
       <w:tblGrid>
         <w:gridCol w:w="942"/>
-        <w:gridCol w:w="1322"/>
-        <w:gridCol w:w="7229"/>
+        <w:gridCol w:w="1625"/>
+        <w:gridCol w:w="6926"/>
         <w:gridCol w:w="512"/>
         <w:gridCol w:w="811"/>
       </w:tblGrid>
@@ -3087,7 +2706,7 @@
         </w:tc>
         <w:tc>
           <w:tcPr>
-            <w:tcW w:w="1322" w:type="dxa"/>
+            <w:tcW w:w="1625" w:type="dxa"/>
             <w:shd w:val="clear" w:color="auto" w:fill="84E290" w:themeFill="accent3" w:themeFillTint="66"/>
             <w:vAlign w:val="center"/>
           </w:tcPr>
@@ -3116,7 +2735,7 @@
         </w:tc>
         <w:tc>
           <w:tcPr>
-            <w:tcW w:w="7741" w:type="dxa"/>
+            <w:tcW w:w="7438" w:type="dxa"/>
             <w:gridSpan w:val="2"/>
             <w:shd w:val="clear" w:color="auto" w:fill="84E290" w:themeFill="accent3" w:themeFillTint="66"/>
             <w:vAlign w:val="center"/>
@@ -3212,7 +2831,7 @@
         </w:tc>
         <w:tc>
           <w:tcPr>
-            <w:tcW w:w="1322" w:type="dxa"/>
+            <w:tcW w:w="1625" w:type="dxa"/>
             <w:vAlign w:val="center"/>
           </w:tcPr>
           <w:p>
@@ -3234,7 +2853,7 @@
         </w:tc>
         <w:tc>
           <w:tcPr>
-            <w:tcW w:w="7229" w:type="dxa"/>
+            <w:tcW w:w="6926" w:type="dxa"/>
             <w:vAlign w:val="center"/>
           </w:tcPr>
           <w:p>
@@ -4875,7 +4494,7 @@
         </w:tc>
         <w:tc>
           <w:tcPr>
-            <w:tcW w:w="1322" w:type="dxa"/>
+            <w:tcW w:w="1625" w:type="dxa"/>
             <w:vAlign w:val="center"/>
           </w:tcPr>
           <w:p>
@@ -4907,7 +4526,7 @@
         </w:tc>
         <w:tc>
           <w:tcPr>
-            <w:tcW w:w="7229" w:type="dxa"/>
+            <w:tcW w:w="6926" w:type="dxa"/>
             <w:vAlign w:val="center"/>
           </w:tcPr>
           <w:p>
@@ -4919,8 +4538,6 @@
               <w:jc w:val="both"/>
               <w:rPr>
                 <w:rFonts w:ascii="Arial Nova Cond Light" w:hAnsi="Arial Nova Cond Light"/>
-                <w:b/>
-                <w:bCs/>
                 <w:sz w:val="20"/>
                 <w:szCs w:val="20"/>
               </w:rPr>
@@ -4938,8 +4555,6 @@
             <w:r>
               <w:rPr>
                 <w:rFonts w:ascii="Arial Nova Cond Light" w:hAnsi="Arial Nova Cond Light"/>
-                <w:b/>
-                <w:bCs/>
                 <w:sz w:val="20"/>
                 <w:szCs w:val="20"/>
               </w:rPr>
@@ -4949,8 +4564,6 @@
             <w:r>
               <w:rPr>
                 <w:rFonts w:ascii="Arial Nova Cond Light" w:hAnsi="Arial Nova Cond Light"/>
-                <w:b/>
-                <w:bCs/>
                 <w:sz w:val="20"/>
                 <w:szCs w:val="20"/>
               </w:rPr>
@@ -4960,8 +4573,6 @@
             <w:r>
               <w:rPr>
                 <w:rFonts w:ascii="Arial Nova Cond Light" w:hAnsi="Arial Nova Cond Light"/>
-                <w:b/>
-                <w:bCs/>
                 <w:sz w:val="20"/>
                 <w:szCs w:val="20"/>
               </w:rPr>
@@ -5034,7 +4645,7 @@
         </w:tc>
         <w:tc>
           <w:tcPr>
-            <w:tcW w:w="1322" w:type="dxa"/>
+            <w:tcW w:w="1625" w:type="dxa"/>
             <w:vAlign w:val="center"/>
           </w:tcPr>
           <w:p>
@@ -5072,13 +4683,15 @@
         </w:tc>
         <w:tc>
           <w:tcPr>
-            <w:tcW w:w="7229" w:type="dxa"/>
+            <w:tcW w:w="6926" w:type="dxa"/>
             <w:vAlign w:val="center"/>
           </w:tcPr>
           <w:p>
             <w:pPr>
-              <w:pStyle w:val="NormalWeb"/>
-              <w:spacing w:before="0" w:beforeAutospacing="0" w:after="0"/>
+              <w:widowControl w:val="0"/>
+              <w:autoSpaceDE w:val="0"/>
+              <w:autoSpaceDN w:val="0"/>
+              <w:spacing w:line="276" w:lineRule="auto"/>
               <w:jc w:val="both"/>
               <w:rPr>
                 <w:rFonts w:ascii="Arial Nova Cond Light" w:hAnsi="Arial Nova Cond Light"/>
@@ -5090,7 +4703,6 @@
             <w:r>
               <w:rPr>
                 <w:rFonts w:ascii="Arial Nova Cond Light" w:hAnsi="Arial Nova Cond Light"/>
-                <w:color w:val="215E99" w:themeColor="text2" w:themeTint="BF"/>
                 <w:sz w:val="20"/>
                 <w:szCs w:val="20"/>
               </w:rPr>
@@ -5162,7 +4774,7 @@
         </w:tc>
         <w:tc>
           <w:tcPr>
-            <w:tcW w:w="1322" w:type="dxa"/>
+            <w:tcW w:w="1625" w:type="dxa"/>
             <w:vAlign w:val="center"/>
           </w:tcPr>
           <w:p>
@@ -5212,13 +4824,15 @@
         </w:tc>
         <w:tc>
           <w:tcPr>
-            <w:tcW w:w="7229" w:type="dxa"/>
+            <w:tcW w:w="6926" w:type="dxa"/>
             <w:vAlign w:val="center"/>
           </w:tcPr>
           <w:p>
             <w:pPr>
-              <w:pStyle w:val="NormalWeb"/>
-              <w:spacing w:before="0" w:beforeAutospacing="0" w:after="0"/>
+              <w:widowControl w:val="0"/>
+              <w:autoSpaceDE w:val="0"/>
+              <w:autoSpaceDN w:val="0"/>
+              <w:spacing w:line="276" w:lineRule="auto"/>
               <w:jc w:val="both"/>
               <w:rPr>
                 <w:rFonts w:ascii="Arial Nova Cond Light" w:hAnsi="Arial Nova Cond Light"/>
@@ -5230,7 +4844,6 @@
             <w:r>
               <w:rPr>
                 <w:rFonts w:ascii="Arial Nova Cond Light" w:hAnsi="Arial Nova Cond Light"/>
-                <w:color w:val="215E99" w:themeColor="text2" w:themeTint="BF"/>
                 <w:sz w:val="20"/>
                 <w:szCs w:val="20"/>
               </w:rPr>
@@ -5240,7 +4853,6 @@
             <w:r>
               <w:rPr>
                 <w:rFonts w:ascii="Arial Nova Cond Light" w:hAnsi="Arial Nova Cond Light"/>
-                <w:color w:val="215E99" w:themeColor="text2" w:themeTint="BF"/>
                 <w:sz w:val="20"/>
                 <w:szCs w:val="20"/>
               </w:rPr>
@@ -5250,7 +4862,6 @@
             <w:r>
               <w:rPr>
                 <w:rFonts w:ascii="Arial Nova Cond Light" w:hAnsi="Arial Nova Cond Light"/>
-                <w:color w:val="215E99" w:themeColor="text2" w:themeTint="BF"/>
                 <w:sz w:val="20"/>
                 <w:szCs w:val="20"/>
               </w:rPr>
@@ -5322,7 +4933,7 @@
         </w:tc>
         <w:tc>
           <w:tcPr>
-            <w:tcW w:w="1322" w:type="dxa"/>
+            <w:tcW w:w="1625" w:type="dxa"/>
             <w:vAlign w:val="center"/>
           </w:tcPr>
           <w:p>
@@ -5365,7 +4976,7 @@
         </w:tc>
         <w:tc>
           <w:tcPr>
-            <w:tcW w:w="7229" w:type="dxa"/>
+            <w:tcW w:w="6926" w:type="dxa"/>
             <w:vAlign w:val="center"/>
           </w:tcPr>
           <w:p>
@@ -5807,7 +5418,7 @@
         </w:tc>
         <w:tc>
           <w:tcPr>
-            <w:tcW w:w="1322" w:type="dxa"/>
+            <w:tcW w:w="1625" w:type="dxa"/>
             <w:vMerge w:val="restart"/>
             <w:vAlign w:val="center"/>
           </w:tcPr>
@@ -5853,7 +5464,7 @@
         </w:tc>
         <w:tc>
           <w:tcPr>
-            <w:tcW w:w="7229" w:type="dxa"/>
+            <w:tcW w:w="6926" w:type="dxa"/>
             <w:shd w:val="clear" w:color="auto" w:fill="D9F2D0" w:themeFill="accent6" w:themeFillTint="33"/>
             <w:vAlign w:val="center"/>
           </w:tcPr>
@@ -5947,7 +5558,7 @@
         </w:tc>
         <w:tc>
           <w:tcPr>
-            <w:tcW w:w="1322" w:type="dxa"/>
+            <w:tcW w:w="1625" w:type="dxa"/>
             <w:vMerge/>
             <w:vAlign w:val="center"/>
           </w:tcPr>
@@ -5968,14 +5579,13 @@
         </w:tc>
         <w:tc>
           <w:tcPr>
-            <w:tcW w:w="7229" w:type="dxa"/>
+            <w:tcW w:w="6926" w:type="dxa"/>
             <w:vAlign w:val="center"/>
           </w:tcPr>
           <w:p>
             <w:pPr>
               <w:pStyle w:val="NormalWeb"/>
               <w:spacing w:before="0" w:beforeAutospacing="0" w:after="0" w:afterAutospacing="0"/>
-              <w:jc w:val="both"/>
               <w:rPr>
                 <w:rFonts w:ascii="Arial Nova Cond Light" w:hAnsi="Arial Nova Cond Light"/>
                 <w:b/>
@@ -5985,20 +5595,6 @@
                 <w:szCs w:val="20"/>
               </w:rPr>
             </w:pPr>
-          </w:p>
-          <w:p>
-            <w:pPr>
-              <w:pStyle w:val="NormalWeb"/>
-              <w:spacing w:before="0" w:beforeAutospacing="0" w:after="0" w:afterAutospacing="0"/>
-              <w:rPr>
-                <w:rFonts w:ascii="Arial Nova Cond Light" w:hAnsi="Arial Nova Cond Light"/>
-                <w:b/>
-                <w:bCs/>
-                <w:color w:val="0000CC"/>
-                <w:sz w:val="20"/>
-                <w:szCs w:val="20"/>
-              </w:rPr>
-            </w:pPr>
             <w:r>
               <w:rPr>
                 <w:rFonts w:ascii="Arial Nova Cond Light" w:hAnsi="Arial Nova Cond Light"/>
@@ -6007,516 +5603,6 @@
               </w:rPr>
               <w:t>{{desarrollo}}</w:t>
             </w:r>
-          </w:p>
-          <w:p>
-            <w:pPr>
-              <w:pStyle w:val="NormalWeb"/>
-              <w:spacing w:before="0" w:beforeAutospacing="0" w:after="0" w:afterAutospacing="0"/>
-              <w:jc w:val="both"/>
-              <w:rPr>
-                <w:rFonts w:ascii="Arial Nova Cond Light" w:hAnsi="Arial Nova Cond Light"/>
-                <w:b/>
-                <w:bCs/>
-                <w:color w:val="0000CC"/>
-                <w:sz w:val="20"/>
-                <w:szCs w:val="20"/>
-              </w:rPr>
-            </w:pPr>
-          </w:p>
-          <w:p>
-            <w:pPr>
-              <w:pStyle w:val="NormalWeb"/>
-              <w:spacing w:before="0" w:beforeAutospacing="0" w:after="0" w:afterAutospacing="0"/>
-              <w:jc w:val="both"/>
-              <w:rPr>
-                <w:rFonts w:ascii="Arial Nova Cond Light" w:hAnsi="Arial Nova Cond Light"/>
-                <w:b/>
-                <w:bCs/>
-                <w:color w:val="0000CC"/>
-                <w:sz w:val="20"/>
-                <w:szCs w:val="20"/>
-              </w:rPr>
-            </w:pPr>
-          </w:p>
-          <w:p>
-            <w:pPr>
-              <w:pStyle w:val="NormalWeb"/>
-              <w:spacing w:before="0" w:beforeAutospacing="0" w:after="0" w:afterAutospacing="0"/>
-              <w:jc w:val="both"/>
-              <w:rPr>
-                <w:rFonts w:ascii="Arial Nova Cond Light" w:hAnsi="Arial Nova Cond Light"/>
-                <w:b/>
-                <w:bCs/>
-                <w:color w:val="0000CC"/>
-                <w:sz w:val="20"/>
-                <w:szCs w:val="20"/>
-              </w:rPr>
-            </w:pPr>
-          </w:p>
-          <w:p>
-            <w:pPr>
-              <w:pStyle w:val="NormalWeb"/>
-              <w:spacing w:before="0" w:beforeAutospacing="0" w:after="0" w:afterAutospacing="0"/>
-              <w:jc w:val="both"/>
-              <w:rPr>
-                <w:rFonts w:ascii="Arial Nova Cond Light" w:hAnsi="Arial Nova Cond Light"/>
-                <w:b/>
-                <w:bCs/>
-                <w:color w:val="0000CC"/>
-                <w:sz w:val="20"/>
-                <w:szCs w:val="20"/>
-              </w:rPr>
-            </w:pPr>
-          </w:p>
-          <w:p>
-            <w:pPr>
-              <w:pStyle w:val="NormalWeb"/>
-              <w:spacing w:before="0" w:beforeAutospacing="0" w:after="0" w:afterAutospacing="0"/>
-              <w:jc w:val="both"/>
-              <w:rPr>
-                <w:rFonts w:ascii="Arial Nova Cond Light" w:hAnsi="Arial Nova Cond Light"/>
-                <w:b/>
-                <w:bCs/>
-                <w:color w:val="0000CC"/>
-                <w:sz w:val="20"/>
-                <w:szCs w:val="20"/>
-              </w:rPr>
-            </w:pPr>
-          </w:p>
-          <w:p>
-            <w:pPr>
-              <w:pStyle w:val="NormalWeb"/>
-              <w:spacing w:before="0" w:beforeAutospacing="0" w:after="0" w:afterAutospacing="0"/>
-              <w:jc w:val="both"/>
-              <w:rPr>
-                <w:rFonts w:ascii="Arial Nova Cond Light" w:hAnsi="Arial Nova Cond Light"/>
-                <w:b/>
-                <w:bCs/>
-                <w:color w:val="0000CC"/>
-                <w:sz w:val="20"/>
-                <w:szCs w:val="20"/>
-              </w:rPr>
-            </w:pPr>
-          </w:p>
-          <w:p>
-            <w:pPr>
-              <w:pStyle w:val="NormalWeb"/>
-              <w:spacing w:before="0" w:beforeAutospacing="0" w:after="0" w:afterAutospacing="0"/>
-              <w:jc w:val="both"/>
-              <w:rPr>
-                <w:rFonts w:ascii="Arial Nova Cond Light" w:hAnsi="Arial Nova Cond Light"/>
-                <w:b/>
-                <w:bCs/>
-                <w:color w:val="0000CC"/>
-                <w:sz w:val="20"/>
-                <w:szCs w:val="20"/>
-              </w:rPr>
-            </w:pPr>
-          </w:p>
-          <w:p>
-            <w:pPr>
-              <w:pStyle w:val="NormalWeb"/>
-              <w:spacing w:before="0" w:beforeAutospacing="0" w:after="0" w:afterAutospacing="0"/>
-              <w:jc w:val="both"/>
-              <w:rPr>
-                <w:rFonts w:ascii="Arial Nova Cond Light" w:hAnsi="Arial Nova Cond Light"/>
-                <w:b/>
-                <w:bCs/>
-                <w:color w:val="0000CC"/>
-                <w:sz w:val="20"/>
-                <w:szCs w:val="20"/>
-              </w:rPr>
-            </w:pPr>
-          </w:p>
-          <w:p>
-            <w:pPr>
-              <w:pStyle w:val="NormalWeb"/>
-              <w:spacing w:before="0" w:beforeAutospacing="0" w:after="0" w:afterAutospacing="0"/>
-              <w:jc w:val="both"/>
-              <w:rPr>
-                <w:rFonts w:ascii="Arial Nova Cond Light" w:hAnsi="Arial Nova Cond Light"/>
-                <w:b/>
-                <w:bCs/>
-                <w:color w:val="0000CC"/>
-                <w:sz w:val="20"/>
-                <w:szCs w:val="20"/>
-              </w:rPr>
-            </w:pPr>
-          </w:p>
-          <w:p>
-            <w:pPr>
-              <w:pStyle w:val="NormalWeb"/>
-              <w:spacing w:before="0" w:beforeAutospacing="0" w:after="0" w:afterAutospacing="0"/>
-              <w:jc w:val="both"/>
-              <w:rPr>
-                <w:rFonts w:ascii="Arial Nova Cond Light" w:hAnsi="Arial Nova Cond Light"/>
-                <w:b/>
-                <w:bCs/>
-                <w:color w:val="0000CC"/>
-                <w:sz w:val="20"/>
-                <w:szCs w:val="20"/>
-              </w:rPr>
-            </w:pPr>
-          </w:p>
-          <w:p>
-            <w:pPr>
-              <w:pStyle w:val="NormalWeb"/>
-              <w:spacing w:before="0" w:beforeAutospacing="0" w:after="0" w:afterAutospacing="0"/>
-              <w:jc w:val="both"/>
-              <w:rPr>
-                <w:rFonts w:ascii="Arial Nova Cond Light" w:hAnsi="Arial Nova Cond Light"/>
-                <w:b/>
-                <w:bCs/>
-                <w:color w:val="0000CC"/>
-                <w:sz w:val="20"/>
-                <w:szCs w:val="20"/>
-              </w:rPr>
-            </w:pPr>
-          </w:p>
-          <w:p>
-            <w:pPr>
-              <w:pStyle w:val="NormalWeb"/>
-              <w:spacing w:before="0" w:beforeAutospacing="0" w:after="0" w:afterAutospacing="0"/>
-              <w:jc w:val="both"/>
-              <w:rPr>
-                <w:rFonts w:ascii="Arial Nova Cond Light" w:hAnsi="Arial Nova Cond Light"/>
-                <w:b/>
-                <w:bCs/>
-                <w:color w:val="0000CC"/>
-                <w:sz w:val="20"/>
-                <w:szCs w:val="20"/>
-              </w:rPr>
-            </w:pPr>
-          </w:p>
-          <w:p>
-            <w:pPr>
-              <w:pStyle w:val="NormalWeb"/>
-              <w:spacing w:before="0" w:beforeAutospacing="0" w:after="0" w:afterAutospacing="0"/>
-              <w:jc w:val="both"/>
-              <w:rPr>
-                <w:rFonts w:ascii="Arial Nova Cond Light" w:hAnsi="Arial Nova Cond Light"/>
-                <w:b/>
-                <w:bCs/>
-                <w:color w:val="0000CC"/>
-                <w:sz w:val="20"/>
-                <w:szCs w:val="20"/>
-              </w:rPr>
-            </w:pPr>
-          </w:p>
-          <w:p>
-            <w:pPr>
-              <w:pStyle w:val="NormalWeb"/>
-              <w:spacing w:before="0" w:beforeAutospacing="0" w:after="0" w:afterAutospacing="0"/>
-              <w:jc w:val="both"/>
-              <w:rPr>
-                <w:rFonts w:ascii="Arial Nova Cond Light" w:hAnsi="Arial Nova Cond Light"/>
-                <w:b/>
-                <w:bCs/>
-                <w:color w:val="0000CC"/>
-                <w:sz w:val="20"/>
-                <w:szCs w:val="20"/>
-              </w:rPr>
-            </w:pPr>
-          </w:p>
-          <w:p>
-            <w:pPr>
-              <w:pStyle w:val="NormalWeb"/>
-              <w:spacing w:before="0" w:beforeAutospacing="0" w:after="0" w:afterAutospacing="0"/>
-              <w:jc w:val="both"/>
-              <w:rPr>
-                <w:rFonts w:ascii="Arial Nova Cond Light" w:hAnsi="Arial Nova Cond Light"/>
-                <w:b/>
-                <w:bCs/>
-                <w:color w:val="0000CC"/>
-                <w:sz w:val="20"/>
-                <w:szCs w:val="20"/>
-              </w:rPr>
-            </w:pPr>
-          </w:p>
-          <w:p>
-            <w:pPr>
-              <w:pStyle w:val="NormalWeb"/>
-              <w:spacing w:before="0" w:beforeAutospacing="0" w:after="0" w:afterAutospacing="0"/>
-              <w:jc w:val="both"/>
-              <w:rPr>
-                <w:rFonts w:ascii="Arial Nova Cond Light" w:hAnsi="Arial Nova Cond Light"/>
-                <w:b/>
-                <w:bCs/>
-                <w:color w:val="0000CC"/>
-                <w:sz w:val="20"/>
-                <w:szCs w:val="20"/>
-              </w:rPr>
-            </w:pPr>
-          </w:p>
-          <w:p>
-            <w:pPr>
-              <w:pStyle w:val="NormalWeb"/>
-              <w:spacing w:before="0" w:beforeAutospacing="0" w:after="0" w:afterAutospacing="0"/>
-              <w:jc w:val="both"/>
-              <w:rPr>
-                <w:rFonts w:ascii="Arial Nova Cond Light" w:hAnsi="Arial Nova Cond Light"/>
-                <w:b/>
-                <w:bCs/>
-                <w:color w:val="0000CC"/>
-                <w:sz w:val="20"/>
-                <w:szCs w:val="20"/>
-              </w:rPr>
-            </w:pPr>
-          </w:p>
-          <w:p>
-            <w:pPr>
-              <w:pStyle w:val="NormalWeb"/>
-              <w:spacing w:before="0" w:beforeAutospacing="0" w:after="0" w:afterAutospacing="0"/>
-              <w:jc w:val="both"/>
-              <w:rPr>
-                <w:rFonts w:ascii="Arial Nova Cond Light" w:hAnsi="Arial Nova Cond Light"/>
-                <w:b/>
-                <w:bCs/>
-                <w:color w:val="0000CC"/>
-                <w:sz w:val="20"/>
-                <w:szCs w:val="20"/>
-              </w:rPr>
-            </w:pPr>
-          </w:p>
-          <w:p>
-            <w:pPr>
-              <w:pStyle w:val="NormalWeb"/>
-              <w:spacing w:before="0" w:beforeAutospacing="0" w:after="0" w:afterAutospacing="0"/>
-              <w:jc w:val="both"/>
-              <w:rPr>
-                <w:rFonts w:ascii="Arial Nova Cond Light" w:hAnsi="Arial Nova Cond Light"/>
-                <w:b/>
-                <w:bCs/>
-                <w:color w:val="0000CC"/>
-                <w:sz w:val="20"/>
-                <w:szCs w:val="20"/>
-              </w:rPr>
-            </w:pPr>
-          </w:p>
-          <w:p>
-            <w:pPr>
-              <w:pStyle w:val="NormalWeb"/>
-              <w:spacing w:before="0" w:beforeAutospacing="0" w:after="0" w:afterAutospacing="0"/>
-              <w:jc w:val="both"/>
-              <w:rPr>
-                <w:rFonts w:ascii="Arial Nova Cond Light" w:hAnsi="Arial Nova Cond Light"/>
-                <w:b/>
-                <w:bCs/>
-                <w:color w:val="0000CC"/>
-                <w:sz w:val="20"/>
-                <w:szCs w:val="20"/>
-              </w:rPr>
-            </w:pPr>
-          </w:p>
-          <w:p>
-            <w:pPr>
-              <w:pStyle w:val="NormalWeb"/>
-              <w:spacing w:before="0" w:beforeAutospacing="0" w:after="0" w:afterAutospacing="0"/>
-              <w:jc w:val="both"/>
-              <w:rPr>
-                <w:rFonts w:ascii="Arial Nova Cond Light" w:hAnsi="Arial Nova Cond Light"/>
-                <w:b/>
-                <w:bCs/>
-                <w:color w:val="0000CC"/>
-                <w:sz w:val="20"/>
-                <w:szCs w:val="20"/>
-              </w:rPr>
-            </w:pPr>
-          </w:p>
-          <w:p>
-            <w:pPr>
-              <w:pStyle w:val="NormalWeb"/>
-              <w:spacing w:before="0" w:beforeAutospacing="0" w:after="0" w:afterAutospacing="0"/>
-              <w:jc w:val="both"/>
-              <w:rPr>
-                <w:rFonts w:ascii="Arial Nova Cond Light" w:hAnsi="Arial Nova Cond Light"/>
-                <w:b/>
-                <w:bCs/>
-                <w:color w:val="0000CC"/>
-                <w:sz w:val="20"/>
-                <w:szCs w:val="20"/>
-              </w:rPr>
-            </w:pPr>
-          </w:p>
-          <w:p>
-            <w:pPr>
-              <w:pStyle w:val="NormalWeb"/>
-              <w:spacing w:before="0" w:beforeAutospacing="0" w:after="0" w:afterAutospacing="0"/>
-              <w:jc w:val="both"/>
-              <w:rPr>
-                <w:rFonts w:ascii="Arial Nova Cond Light" w:hAnsi="Arial Nova Cond Light"/>
-                <w:b/>
-                <w:bCs/>
-                <w:color w:val="0000CC"/>
-                <w:sz w:val="20"/>
-                <w:szCs w:val="20"/>
-              </w:rPr>
-            </w:pPr>
-          </w:p>
-          <w:p>
-            <w:pPr>
-              <w:pStyle w:val="NormalWeb"/>
-              <w:spacing w:before="0" w:beforeAutospacing="0" w:after="0" w:afterAutospacing="0"/>
-              <w:jc w:val="both"/>
-              <w:rPr>
-                <w:rFonts w:ascii="Arial Nova Cond Light" w:hAnsi="Arial Nova Cond Light"/>
-                <w:b/>
-                <w:bCs/>
-                <w:color w:val="0000CC"/>
-                <w:sz w:val="20"/>
-                <w:szCs w:val="20"/>
-              </w:rPr>
-            </w:pPr>
-          </w:p>
-          <w:p>
-            <w:pPr>
-              <w:pStyle w:val="NormalWeb"/>
-              <w:spacing w:before="0" w:beforeAutospacing="0" w:after="0" w:afterAutospacing="0"/>
-              <w:jc w:val="both"/>
-              <w:rPr>
-                <w:rFonts w:ascii="Arial Nova Cond Light" w:hAnsi="Arial Nova Cond Light"/>
-                <w:b/>
-                <w:bCs/>
-                <w:color w:val="0000CC"/>
-                <w:sz w:val="20"/>
-                <w:szCs w:val="20"/>
-              </w:rPr>
-            </w:pPr>
-          </w:p>
-          <w:p>
-            <w:pPr>
-              <w:pStyle w:val="NormalWeb"/>
-              <w:spacing w:before="0" w:beforeAutospacing="0" w:after="0" w:afterAutospacing="0"/>
-              <w:jc w:val="both"/>
-              <w:rPr>
-                <w:rFonts w:ascii="Arial Nova Cond Light" w:hAnsi="Arial Nova Cond Light"/>
-                <w:b/>
-                <w:bCs/>
-                <w:color w:val="0000CC"/>
-                <w:sz w:val="20"/>
-                <w:szCs w:val="20"/>
-              </w:rPr>
-            </w:pPr>
-          </w:p>
-          <w:p>
-            <w:pPr>
-              <w:pStyle w:val="NormalWeb"/>
-              <w:spacing w:before="0" w:beforeAutospacing="0" w:after="0" w:afterAutospacing="0"/>
-              <w:jc w:val="both"/>
-              <w:rPr>
-                <w:rFonts w:ascii="Arial Nova Cond Light" w:hAnsi="Arial Nova Cond Light"/>
-                <w:b/>
-                <w:bCs/>
-                <w:color w:val="0000CC"/>
-                <w:sz w:val="20"/>
-                <w:szCs w:val="20"/>
-              </w:rPr>
-            </w:pPr>
-          </w:p>
-          <w:p>
-            <w:pPr>
-              <w:pStyle w:val="NormalWeb"/>
-              <w:spacing w:before="0" w:beforeAutospacing="0" w:after="0" w:afterAutospacing="0"/>
-              <w:jc w:val="both"/>
-              <w:rPr>
-                <w:rFonts w:ascii="Arial Nova Cond Light" w:hAnsi="Arial Nova Cond Light"/>
-                <w:b/>
-                <w:bCs/>
-                <w:color w:val="0000CC"/>
-                <w:sz w:val="20"/>
-                <w:szCs w:val="20"/>
-              </w:rPr>
-            </w:pPr>
-          </w:p>
-          <w:p>
-            <w:pPr>
-              <w:pStyle w:val="NormalWeb"/>
-              <w:spacing w:before="0" w:beforeAutospacing="0" w:after="0" w:afterAutospacing="0"/>
-              <w:jc w:val="both"/>
-              <w:rPr>
-                <w:rFonts w:ascii="Arial Nova Cond Light" w:hAnsi="Arial Nova Cond Light"/>
-                <w:b/>
-                <w:bCs/>
-                <w:color w:val="0000CC"/>
-                <w:sz w:val="20"/>
-                <w:szCs w:val="20"/>
-              </w:rPr>
-            </w:pPr>
-          </w:p>
-          <w:p>
-            <w:pPr>
-              <w:pStyle w:val="NormalWeb"/>
-              <w:spacing w:before="0" w:beforeAutospacing="0" w:after="0" w:afterAutospacing="0"/>
-              <w:jc w:val="both"/>
-              <w:rPr>
-                <w:rFonts w:ascii="Arial Nova Cond Light" w:hAnsi="Arial Nova Cond Light"/>
-                <w:b/>
-                <w:bCs/>
-                <w:color w:val="0000CC"/>
-                <w:sz w:val="20"/>
-                <w:szCs w:val="20"/>
-              </w:rPr>
-            </w:pPr>
-          </w:p>
-          <w:p>
-            <w:pPr>
-              <w:pStyle w:val="NormalWeb"/>
-              <w:spacing w:before="0" w:beforeAutospacing="0" w:after="0" w:afterAutospacing="0"/>
-              <w:jc w:val="both"/>
-              <w:rPr>
-                <w:rFonts w:ascii="Arial Nova Cond Light" w:hAnsi="Arial Nova Cond Light"/>
-                <w:b/>
-                <w:bCs/>
-                <w:color w:val="0000CC"/>
-                <w:sz w:val="20"/>
-                <w:szCs w:val="20"/>
-              </w:rPr>
-            </w:pPr>
-          </w:p>
-          <w:p>
-            <w:pPr>
-              <w:pStyle w:val="NormalWeb"/>
-              <w:spacing w:before="0" w:beforeAutospacing="0" w:after="0" w:afterAutospacing="0"/>
-              <w:jc w:val="both"/>
-              <w:rPr>
-                <w:rFonts w:ascii="Arial Nova Cond Light" w:hAnsi="Arial Nova Cond Light"/>
-                <w:b/>
-                <w:bCs/>
-                <w:color w:val="0000CC"/>
-                <w:sz w:val="20"/>
-                <w:szCs w:val="20"/>
-              </w:rPr>
-            </w:pPr>
-          </w:p>
-          <w:p>
-            <w:pPr>
-              <w:pStyle w:val="NormalWeb"/>
-              <w:spacing w:before="0" w:beforeAutospacing="0" w:after="0" w:afterAutospacing="0"/>
-              <w:jc w:val="both"/>
-              <w:rPr>
-                <w:rFonts w:ascii="Arial Nova Cond Light" w:hAnsi="Arial Nova Cond Light"/>
-                <w:b/>
-                <w:bCs/>
-                <w:color w:val="0000CC"/>
-                <w:sz w:val="20"/>
-                <w:szCs w:val="20"/>
-              </w:rPr>
-            </w:pPr>
-          </w:p>
-          <w:p>
-            <w:pPr>
-              <w:pStyle w:val="NormalWeb"/>
-              <w:spacing w:before="0" w:beforeAutospacing="0" w:after="0" w:afterAutospacing="0"/>
-              <w:jc w:val="both"/>
-              <w:rPr>
-                <w:rFonts w:ascii="Arial Nova Cond Light" w:hAnsi="Arial Nova Cond Light"/>
-                <w:b/>
-                <w:bCs/>
-                <w:color w:val="0000CC"/>
-                <w:sz w:val="20"/>
-                <w:szCs w:val="20"/>
-              </w:rPr>
-            </w:pPr>
           </w:p>
         </w:tc>
         <w:tc>
@@ -6593,7 +5679,7 @@
         </w:tc>
         <w:tc>
           <w:tcPr>
-            <w:tcW w:w="1322" w:type="dxa"/>
+            <w:tcW w:w="1625" w:type="dxa"/>
             <w:vAlign w:val="center"/>
           </w:tcPr>
           <w:p>
@@ -6617,13 +5703,13 @@
                 <w:sz w:val="20"/>
                 <w:szCs w:val="20"/>
               </w:rPr>
-              <w:t>AUTOEVALUACIÓN:</w:t>
+              <w:t>Autoevaluación:</w:t>
             </w:r>
           </w:p>
         </w:tc>
         <w:tc>
           <w:tcPr>
-            <w:tcW w:w="7229" w:type="dxa"/>
+            <w:tcW w:w="6926" w:type="dxa"/>
             <w:vAlign w:val="center"/>
           </w:tcPr>
           <w:p>
@@ -6734,7 +5820,7 @@
         </w:tc>
         <w:tc>
           <w:tcPr>
-            <w:tcW w:w="1322" w:type="dxa"/>
+            <w:tcW w:w="1625" w:type="dxa"/>
             <w:vAlign w:val="center"/>
           </w:tcPr>
           <w:p>
@@ -6758,13 +5844,13 @@
                 <w:sz w:val="20"/>
                 <w:szCs w:val="20"/>
               </w:rPr>
-              <w:t xml:space="preserve">HETEROEVALUACIÓN:  </w:t>
+              <w:t xml:space="preserve">Heteroevaluación:  </w:t>
             </w:r>
           </w:p>
         </w:tc>
         <w:tc>
           <w:tcPr>
-            <w:tcW w:w="7229" w:type="dxa"/>
+            <w:tcW w:w="6926" w:type="dxa"/>
             <w:vAlign w:val="center"/>
           </w:tcPr>
           <w:p>
@@ -6848,7 +5934,7 @@
         </w:tc>
         <w:tc>
           <w:tcPr>
-            <w:tcW w:w="1322" w:type="dxa"/>
+            <w:tcW w:w="1625" w:type="dxa"/>
             <w:vAlign w:val="center"/>
           </w:tcPr>
           <w:p>
@@ -6872,339 +5958,50 @@
                 <w:sz w:val="20"/>
                 <w:szCs w:val="20"/>
               </w:rPr>
-              <w:t>METACOGNICIÓN</w:t>
+              <w:t>Metacognición</w:t>
             </w:r>
           </w:p>
         </w:tc>
         <w:tc>
           <w:tcPr>
-            <w:tcW w:w="7229" w:type="dxa"/>
+            <w:tcW w:w="6926" w:type="dxa"/>
             <w:vAlign w:val="center"/>
           </w:tcPr>
           <w:p>
             <w:pPr>
               <w:pStyle w:val="NormalWeb"/>
               <w:spacing w:before="0" w:beforeAutospacing="0" w:after="0" w:afterAutospacing="0"/>
-              <w:jc w:val="both"/>
-              <w:rPr>
-                <w:rFonts w:ascii="Arial Nova Cond Light" w:hAnsi="Arial Nova Cond Light"/>
-                <w:b/>
-                <w:bCs/>
-                <w:sz w:val="20"/>
-                <w:szCs w:val="20"/>
-              </w:rPr>
-            </w:pPr>
-            <w:r>
-              <w:rPr>
-                <w:rFonts w:ascii="Arial Nova Cond Light" w:hAnsi="Arial Nova Cond Light"/>
-                <w:b/>
-                <w:bCs/>
-                <w:sz w:val="20"/>
-                <w:szCs w:val="20"/>
-              </w:rPr>
-              <w:t>Reflexi</w:t>
-            </w:r>
-            <w:r>
-              <w:rPr>
-                <w:rFonts w:ascii="Arial Nova Cond Light" w:hAnsi="Arial Nova Cond Light" w:cs="Arial Nova Cond Light"/>
-                <w:b/>
-                <w:bCs/>
-                <w:sz w:val="20"/>
-                <w:szCs w:val="20"/>
-              </w:rPr>
-              <w:t>ó</w:t>
-            </w:r>
-            <w:r>
-              <w:rPr>
-                <w:rFonts w:ascii="Arial Nova Cond Light" w:hAnsi="Arial Nova Cond Light"/>
-                <w:b/>
-                <w:bCs/>
-                <w:sz w:val="20"/>
-                <w:szCs w:val="20"/>
-              </w:rPr>
-              <w:t xml:space="preserve">n individual: </w:t>
-            </w:r>
-            <w:r>
-              <w:rPr>
-                <w:rFonts w:ascii="Arial Nova Cond Light" w:hAnsi="Arial Nova Cond Light" w:cs="Arial Nova Cond Light"/>
-                <w:b/>
-                <w:bCs/>
-                <w:sz w:val="20"/>
-                <w:szCs w:val="20"/>
-              </w:rPr>
-              <w:t>“</w:t>
-            </w:r>
-            <w:r>
-              <w:rPr>
-                <w:rFonts w:ascii="Arial Nova Cond Light" w:hAnsi="Arial Nova Cond Light"/>
-                <w:b/>
-                <w:bCs/>
-                <w:sz w:val="20"/>
-                <w:szCs w:val="20"/>
-              </w:rPr>
-              <w:t xml:space="preserve">Bitácora </w:t>
-            </w:r>
-            <w:r>
-              <w:rPr>
-                <w:rFonts w:ascii="Arial Nova Cond Light" w:hAnsi="Arial Nova Cond Light"/>
-                <w:b/>
-                <w:bCs/>
-                <w:sz w:val="20"/>
-                <w:szCs w:val="20"/>
-              </w:rPr>
-              <w:t>de mis aprendizajes</w:t>
-            </w:r>
-            <w:r>
-              <w:rPr>
-                <w:rFonts w:ascii="Arial Nova Cond Light" w:hAnsi="Arial Nova Cond Light" w:cs="Arial Nova Cond Light"/>
-                <w:b/>
-                <w:bCs/>
-                <w:sz w:val="20"/>
-                <w:szCs w:val="20"/>
-              </w:rPr>
-              <w:t>”</w:t>
-            </w:r>
-          </w:p>
-          <w:p>
-            <w:pPr>
-              <w:pStyle w:val="NormalWeb"/>
-              <w:numPr>
-                <w:ilvl w:val="0"/>
-                <w:numId w:val="35"/>
-              </w:numPr>
-              <w:spacing w:before="0" w:beforeAutospacing="0" w:after="0" w:afterAutospacing="0"/>
-              <w:jc w:val="both"/>
-              <w:rPr>
-                <w:rFonts w:ascii="Arial Nova Cond Light" w:hAnsi="Arial Nova Cond Light"/>
-                <w:sz w:val="20"/>
-                <w:szCs w:val="20"/>
-              </w:rPr>
-            </w:pPr>
-            <w:r>
-              <w:rPr>
-                <w:rFonts w:ascii="Arial Nova Cond Light" w:hAnsi="Arial Nova Cond Light"/>
-                <w:sz w:val="20"/>
-                <w:szCs w:val="20"/>
-              </w:rPr>
-              <w:t xml:space="preserve">Fortalezas: ¿Qué aprendí hoy?  </w:t>
-            </w:r>
-          </w:p>
-          <w:p>
-            <w:pPr>
-              <w:pStyle w:val="NormalWeb"/>
-              <w:numPr>
-                <w:ilvl w:val="0"/>
-                <w:numId w:val="35"/>
-              </w:numPr>
-              <w:spacing w:before="0" w:beforeAutospacing="0" w:after="0" w:afterAutospacing="0"/>
-              <w:jc w:val="both"/>
-              <w:rPr>
-                <w:rFonts w:ascii="Arial Nova Cond Light" w:hAnsi="Arial Nova Cond Light"/>
-                <w:sz w:val="20"/>
-                <w:szCs w:val="20"/>
-              </w:rPr>
-            </w:pPr>
-            <w:r>
-              <w:rPr>
-                <w:rFonts w:ascii="Arial Nova Cond Light" w:hAnsi="Arial Nova Cond Light"/>
-                <w:sz w:val="20"/>
-                <w:szCs w:val="20"/>
-              </w:rPr>
-              <w:t xml:space="preserve">Dificultades: ¿Qué obstáculos enfrenté?  </w:t>
-            </w:r>
-          </w:p>
-          <w:p>
-            <w:pPr>
-              <w:pStyle w:val="NormalWeb"/>
-              <w:numPr>
-                <w:ilvl w:val="0"/>
-                <w:numId w:val="35"/>
-              </w:numPr>
-              <w:spacing w:before="0" w:beforeAutospacing="0" w:after="0" w:afterAutospacing="0"/>
-              <w:jc w:val="both"/>
-              <w:rPr>
-                <w:rFonts w:ascii="Arial Nova Cond Light" w:hAnsi="Arial Nova Cond Light"/>
-                <w:sz w:val="20"/>
-                <w:szCs w:val="20"/>
-              </w:rPr>
-            </w:pPr>
-            <w:r>
-              <w:rPr>
-                <w:rFonts w:ascii="Arial Nova Cond Light" w:hAnsi="Arial Nova Cond Light"/>
-                <w:sz w:val="20"/>
-                <w:szCs w:val="20"/>
-              </w:rPr>
-              <w:t>Necesidades: ¿Qué debo mejorar?</w:t>
-            </w:r>
-            <w:r>
-              <w:rPr>
-                <w:rFonts w:ascii="Arial Nova Cond Light" w:hAnsi="Arial Nova Cond Light"/>
-                <w:sz w:val="20"/>
-                <w:szCs w:val="20"/>
-              </w:rPr>
-              <w:t xml:space="preserve"> y </w:t>
-            </w:r>
-            <w:r>
-              <w:rPr>
-                <w:rFonts w:ascii="Arial Nova Cond Light" w:hAnsi="Arial Nova Cond Light"/>
-                <w:sz w:val="20"/>
-                <w:szCs w:val="20"/>
-              </w:rPr>
-              <w:t xml:space="preserve">¿Qué puedo hacer para mejorar?  </w:t>
-            </w:r>
-          </w:p>
-          <w:p>
-            <w:pPr>
-              <w:pStyle w:val="NormalWeb"/>
-              <w:spacing w:before="0" w:beforeAutospacing="0" w:after="0" w:afterAutospacing="0"/>
-              <w:jc w:val="both"/>
-              <w:rPr>
-                <w:rFonts w:ascii="Arial Nova Cond Light" w:hAnsi="Arial Nova Cond Light"/>
-                <w:b/>
-                <w:bCs/>
-                <w:sz w:val="20"/>
-                <w:szCs w:val="20"/>
-              </w:rPr>
-            </w:pPr>
-            <w:r>
-              <w:rPr>
-                <w:rFonts w:ascii="Arial Nova Cond Light" w:hAnsi="Arial Nova Cond Light"/>
-                <w:b/>
-                <w:bCs/>
-                <w:sz w:val="20"/>
-                <w:szCs w:val="20"/>
-              </w:rPr>
-              <w:t>Preguntas de reflexión guiada</w:t>
-            </w:r>
-            <w:r>
-              <w:rPr>
-                <w:rFonts w:ascii="Arial Nova Cond Light" w:hAnsi="Arial Nova Cond Light"/>
-                <w:b/>
-                <w:bCs/>
-                <w:sz w:val="20"/>
-                <w:szCs w:val="20"/>
-              </w:rPr>
-              <w:t xml:space="preserve">: </w:t>
-            </w:r>
-          </w:p>
-          <w:p>
-            <w:pPr>
-              <w:pStyle w:val="NormalWeb"/>
-              <w:numPr>
-                <w:ilvl w:val="0"/>
-                <w:numId w:val="37"/>
-              </w:numPr>
-              <w:spacing w:before="0" w:beforeAutospacing="0" w:after="0" w:afterAutospacing="0"/>
-              <w:jc w:val="both"/>
-              <w:rPr>
-                <w:rFonts w:ascii="Arial Nova Cond Light" w:hAnsi="Arial Nova Cond Light"/>
-                <w:sz w:val="20"/>
-                <w:szCs w:val="20"/>
-              </w:rPr>
-            </w:pPr>
-            <w:r>
-              <w:rPr>
-                <w:rFonts w:ascii="Arial Nova Cond Light" w:hAnsi="Arial Nova Cond Light"/>
-                <w:sz w:val="20"/>
-                <w:szCs w:val="20"/>
-              </w:rPr>
-              <w:t xml:space="preserve">¿Cuáles fueron mis metas de aprendizaje?  </w:t>
-            </w:r>
-          </w:p>
-          <w:p>
-            <w:pPr>
-              <w:pStyle w:val="NormalWeb"/>
-              <w:numPr>
-                <w:ilvl w:val="0"/>
-                <w:numId w:val="37"/>
-              </w:numPr>
-              <w:spacing w:before="0" w:beforeAutospacing="0" w:after="0" w:afterAutospacing="0"/>
-              <w:jc w:val="both"/>
-              <w:rPr>
-                <w:rFonts w:ascii="Arial Nova Cond Light" w:hAnsi="Arial Nova Cond Light"/>
-                <w:sz w:val="20"/>
-                <w:szCs w:val="20"/>
-              </w:rPr>
-            </w:pPr>
-            <w:r>
-              <w:rPr>
-                <w:rFonts w:ascii="Arial Nova Cond Light" w:hAnsi="Arial Nova Cond Light"/>
-                <w:sz w:val="20"/>
-                <w:szCs w:val="20"/>
-              </w:rPr>
-              <w:t xml:space="preserve">¿Qué fortalezas y debilidades identifiqué?  </w:t>
-            </w:r>
-          </w:p>
-          <w:p>
-            <w:pPr>
-              <w:pStyle w:val="NormalWeb"/>
-              <w:numPr>
-                <w:ilvl w:val="0"/>
-                <w:numId w:val="37"/>
-              </w:numPr>
-              <w:spacing w:before="0" w:beforeAutospacing="0" w:after="0" w:afterAutospacing="0"/>
-              <w:jc w:val="both"/>
-              <w:rPr>
-                <w:rFonts w:ascii="Arial Nova Cond Light" w:hAnsi="Arial Nova Cond Light"/>
-                <w:sz w:val="20"/>
-                <w:szCs w:val="20"/>
-              </w:rPr>
-            </w:pPr>
-            <w:r>
-              <w:rPr>
-                <w:rFonts w:ascii="Arial Nova Cond Light" w:hAnsi="Arial Nova Cond Light"/>
-                <w:sz w:val="20"/>
-                <w:szCs w:val="20"/>
-              </w:rPr>
-              <w:t xml:space="preserve">¿Qué y cómo aprendimos hoy?  </w:t>
-            </w:r>
-          </w:p>
-          <w:p>
-            <w:pPr>
-              <w:pStyle w:val="NormalWeb"/>
-              <w:numPr>
-                <w:ilvl w:val="0"/>
-                <w:numId w:val="37"/>
-              </w:numPr>
-              <w:spacing w:before="0" w:beforeAutospacing="0" w:after="0" w:afterAutospacing="0"/>
-              <w:jc w:val="both"/>
-              <w:rPr>
-                <w:rFonts w:ascii="Arial Nova Cond Light" w:hAnsi="Arial Nova Cond Light"/>
-                <w:sz w:val="20"/>
-                <w:szCs w:val="20"/>
-              </w:rPr>
-            </w:pPr>
-            <w:r>
-              <w:rPr>
-                <w:rFonts w:ascii="Arial Nova Cond Light" w:hAnsi="Arial Nova Cond Light"/>
-                <w:sz w:val="20"/>
-                <w:szCs w:val="20"/>
-              </w:rPr>
-              <w:t xml:space="preserve">¿Por qué es importante lo aprendido?  </w:t>
-            </w:r>
-          </w:p>
-          <w:p>
-            <w:pPr>
-              <w:pStyle w:val="NormalWeb"/>
-              <w:numPr>
-                <w:ilvl w:val="0"/>
-                <w:numId w:val="37"/>
-              </w:numPr>
-              <w:spacing w:before="0" w:beforeAutospacing="0" w:after="0" w:afterAutospacing="0"/>
-              <w:jc w:val="both"/>
-              <w:rPr>
-                <w:rFonts w:ascii="Arial Nova Cond Light" w:hAnsi="Arial Nova Cond Light"/>
-                <w:sz w:val="20"/>
-                <w:szCs w:val="20"/>
-              </w:rPr>
-            </w:pPr>
-            <w:r>
-              <w:rPr>
-                <w:rFonts w:ascii="Arial Nova Cond Light" w:hAnsi="Arial Nova Cond Light"/>
-                <w:sz w:val="20"/>
-                <w:szCs w:val="20"/>
-              </w:rPr>
-              <w:t>¿Para qué nos sirve lo aprendido?</w:t>
+              <w:rPr>
+                <w:rFonts w:ascii="Arial Nova Cond Light" w:hAnsi="Arial Nova Cond Light"/>
+                <w:sz w:val="20"/>
+                <w:szCs w:val="20"/>
+              </w:rPr>
+            </w:pPr>
+            <w:r>
+              <w:rPr>
+                <w:rFonts w:ascii="Arial Nova Cond Light" w:hAnsi="Arial Nova Cond Light"/>
+                <w:sz w:val="20"/>
+                <w:szCs w:val="20"/>
+              </w:rPr>
+              <w:t>{{</w:t>
+            </w:r>
+            <w:proofErr w:type="spellStart"/>
+            <w:r>
+              <w:rPr>
+                <w:rFonts w:ascii="Arial Nova Cond Light" w:hAnsi="Arial Nova Cond Light"/>
+                <w:sz w:val="20"/>
+                <w:szCs w:val="20"/>
+              </w:rPr>
+              <w:t>metacognicion</w:t>
+            </w:r>
+            <w:proofErr w:type="spellEnd"/>
+            <w:r>
+              <w:rPr>
+                <w:rFonts w:ascii="Arial Nova Cond Light" w:hAnsi="Arial Nova Cond Light"/>
+                <w:sz w:val="20"/>
+                <w:szCs w:val="20"/>
+              </w:rPr>
+              <w:t>}}</w:t>
             </w:r>
           </w:p>
         </w:tc>
@@ -7268,7 +6065,7 @@
         </w:tc>
         <w:tc>
           <w:tcPr>
-            <w:tcW w:w="1322" w:type="dxa"/>
+            <w:tcW w:w="1625" w:type="dxa"/>
             <w:vAlign w:val="center"/>
           </w:tcPr>
           <w:p>
@@ -7292,7 +6089,7 @@
                 <w:sz w:val="20"/>
                 <w:szCs w:val="20"/>
               </w:rPr>
-              <w:t>CIERRE DE LA SESIÓN</w:t>
+              <w:t>Cierre De La Sesión</w:t>
             </w:r>
             <w:r>
               <w:rPr>
@@ -7308,7 +6105,7 @@
         </w:tc>
         <w:tc>
           <w:tcPr>
-            <w:tcW w:w="7229" w:type="dxa"/>
+            <w:tcW w:w="6926" w:type="dxa"/>
             <w:vAlign w:val="center"/>
           </w:tcPr>
           <w:p>
@@ -7756,7 +6553,6 @@
                 <w:sz w:val="20"/>
                 <w:szCs w:val="20"/>
               </w:rPr>
-              <w:lastRenderedPageBreak/>
               <w:t>Diccionario Ingles/español</w:t>
             </w:r>
           </w:p>
@@ -7787,7 +6583,6 @@
                 <w:sz w:val="20"/>
                 <w:szCs w:val="20"/>
               </w:rPr>
-              <w:lastRenderedPageBreak/>
               <w:t>Pizarra</w:t>
             </w:r>
             <w:r>
@@ -8177,29 +6972,6 @@
                 <w:sz w:val="20"/>
                 <w:szCs w:val="20"/>
               </w:rPr>
-              <w:t>XXXXX</w:t>
-            </w:r>
-          </w:p>
-          <w:p>
-            <w:pPr>
-              <w:pStyle w:val="ListParagraph"/>
-              <w:numPr>
-                <w:ilvl w:val="1"/>
-                <w:numId w:val="39"/>
-              </w:numPr>
-              <w:ind w:left="454"/>
-              <w:rPr>
-                <w:rFonts w:ascii="Arial Nova Cond Light" w:hAnsi="Arial Nova Cond Light" w:cs="Times New Roman"/>
-                <w:sz w:val="20"/>
-                <w:szCs w:val="20"/>
-              </w:rPr>
-            </w:pPr>
-            <w:r>
-              <w:rPr>
-                <w:rFonts w:ascii="Arial Nova Cond Light" w:hAnsi="Arial Nova Cond Light" w:cs="Times New Roman"/>
-                <w:sz w:val="20"/>
-                <w:szCs w:val="20"/>
-              </w:rPr>
               <w:t xml:space="preserve">Minedu (2016). Programa curricular de educación secundaria. Resolución Ministerial </w:t>
             </w:r>
             <w:proofErr w:type="spellStart"/>
@@ -8384,31 +7156,6 @@
             <w:tcW w:w="10475" w:type="dxa"/>
             <w:vAlign w:val="center"/>
           </w:tcPr>
-          <w:p>
-            <w:pPr>
-              <w:pStyle w:val="ListParagraph"/>
-              <w:numPr>
-                <w:ilvl w:val="0"/>
-                <w:numId w:val="2"/>
-              </w:numPr>
-              <w:ind w:left="306" w:right="123" w:hanging="284"/>
-              <w:rPr>
-                <w:rFonts w:ascii="Arial Nova Cond Light" w:hAnsi="Arial Nova Cond Light" w:cs="Times New Roman"/>
-                <w:color w:val="000000" w:themeColor="text1"/>
-                <w:sz w:val="20"/>
-                <w:szCs w:val="20"/>
-              </w:rPr>
-            </w:pPr>
-            <w:r>
-              <w:rPr>
-                <w:rFonts w:ascii="Arial Nova Cond Light" w:hAnsi="Arial Nova Cond Light" w:cs="Times New Roman"/>
-                <w:color w:val="000000" w:themeColor="text1"/>
-                <w:sz w:val="20"/>
-                <w:szCs w:val="20"/>
-              </w:rPr>
-              <w:t>Ficha de redacción</w:t>
-            </w:r>
-          </w:p>
           <w:p>
             <w:pPr>
               <w:pStyle w:val="ListParagraph"/>
